--- a/quote-to-china-sales-contract/assets/中国销售合同-模板.docx
+++ b/quote-to-china-sales-contract/assets/中国销售合同-模板.docx
@@ -136,7 +136,6 @@
                   <w:rFonts w:ascii="Tahoma" w:eastAsia="KaiTi" w:hAnsi="Tahoma" w:cs="Tahoma"/>
                 </w:rPr>
                 <w:id w:val="-1233231131"/>
-                <w:lock w:val="sdtLocked"/>
                 <w:placeholder>
                   <w:docPart w:val="E63AFEEBF480498090D48207B9D1B7D7"/>
                 </w:placeholder>
@@ -149,6 +148,8 @@
                   <w:rPr>
                     <w:rStyle w:val="PlaceholderText"/>
                     <w:rFonts w:ascii="Tahoma" w:eastAsia="KaiTi" w:hAnsi="Tahoma" w:cs="Tahoma"/>
+                    <w:caps w:val="1"/>
+                    <w:color w:val="000000"/>
                   </w:rPr>
                   <w:t>Click or tap here to enter text.</w:t>
                 </w:r>
@@ -223,7 +224,6 @@
               <w:rFonts w:ascii="Tahoma" w:eastAsia="KaiTi" w:hAnsi="Tahoma" w:cs="Tahoma"/>
             </w:rPr>
             <w:id w:val="1651625786"/>
-            <w:lock w:val="sdtLocked"/>
             <w:placeholder>
               <w:docPart w:val="001C45F4AF2140BD958195CFF311E51F"/>
             </w:placeholder>
@@ -250,6 +250,7 @@
                   <w:rPr>
                     <w:rStyle w:val="PlaceholderText"/>
                     <w:rFonts w:ascii="Tahoma" w:eastAsia="KaiTi" w:hAnsi="Tahoma" w:cs="Tahoma"/>
+                    <w:color w:val="000000"/>
                   </w:rPr>
                   <w:t>Click or tap here to enter text.</w:t>
                 </w:r>
@@ -347,7 +348,6 @@
               <w:rFonts w:ascii="Tahoma" w:eastAsia="KaiTi" w:hAnsi="Tahoma" w:cs="Tahoma"/>
             </w:rPr>
             <w:id w:val="1536617736"/>
-            <w:lock w:val="sdtLocked"/>
             <w:placeholder>
               <w:docPart w:val="5AD279C3BDA9416FA5994F03A0057E4A"/>
             </w:placeholder>
@@ -375,6 +375,7 @@
                   <w:rPr>
                     <w:rStyle w:val="PlaceholderText"/>
                     <w:rFonts w:ascii="Tahoma" w:eastAsia="KaiTi" w:hAnsi="Tahoma" w:cs="Tahoma"/>
+                    <w:color w:val="000000"/>
                   </w:rPr>
                   <w:t>Click or tap here to enter text.</w:t>
                 </w:r>
@@ -453,7 +454,6 @@
               <w:rFonts w:ascii="Tahoma" w:eastAsia="KaiTi" w:hAnsi="Tahoma" w:cs="Tahoma"/>
             </w:rPr>
             <w:id w:val="-1595076801"/>
-            <w:lock w:val="sdtLocked"/>
             <w:placeholder>
               <w:docPart w:val="C0D0A953C3F5489DA7DE65B3DB97B221"/>
             </w:placeholder>
@@ -481,6 +481,7 @@
                   <w:rPr>
                     <w:rStyle w:val="PlaceholderText"/>
                     <w:rFonts w:ascii="Tahoma" w:eastAsia="KaiTi" w:hAnsi="Tahoma" w:cs="Tahoma"/>
+                    <w:color w:val="000000"/>
                   </w:rPr>
                   <w:t>Click or tap here to enter text.</w:t>
                 </w:r>
@@ -559,7 +560,6 @@
               <w:rFonts w:ascii="Tahoma" w:eastAsia="KaiTi" w:hAnsi="Tahoma" w:cs="Tahoma"/>
             </w:rPr>
             <w:id w:val="744773495"/>
-            <w:lock w:val="sdtLocked"/>
             <w:placeholder>
               <w:docPart w:val="05D7334D0A744545B015DA622C692006"/>
             </w:placeholder>
@@ -587,6 +587,7 @@
                   <w:rPr>
                     <w:rStyle w:val="PlaceholderText"/>
                     <w:rFonts w:ascii="Tahoma" w:eastAsia="KaiTi" w:hAnsi="Tahoma" w:cs="Tahoma"/>
+                    <w:color w:val="000000"/>
                   </w:rPr>
                   <w:t>Click or tap here to enter text.</w:t>
                 </w:r>
@@ -738,7 +739,6 @@
             <w:alias w:val="客户名称"/>
             <w:tag w:val="客户名称"/>
             <w:id w:val="402256428"/>
-            <w:lock w:val="sdtLocked"/>
             <w:placeholder>
               <w:docPart w:val="9892DF99BFA14A519C36D85CAF7C4062"/>
             </w:placeholder>
@@ -765,6 +765,7 @@
                   <w:rPr>
                     <w:rStyle w:val="PlaceholderText"/>
                     <w:rFonts w:ascii="Tahoma" w:eastAsia="KaiTi" w:hAnsi="Tahoma" w:cs="Tahoma"/>
+                    <w:color w:val="000000"/>
                   </w:rPr>
                   <w:t>Click or tap here to enter text.</w:t>
                 </w:r>
@@ -825,7 +826,6 @@
             <w:alias w:val="客户地址"/>
             <w:tag w:val="客户地址"/>
             <w:id w:val="1604222392"/>
-            <w:lock w:val="sdtLocked"/>
             <w:placeholder>
               <w:docPart w:val="48DD5512C791488F89C3C7E2FF52309B"/>
             </w:placeholder>
@@ -848,6 +848,7 @@
                   <w:rPr>
                     <w:rStyle w:val="PlaceholderText"/>
                     <w:rFonts w:ascii="Tahoma" w:eastAsia="KaiTi" w:hAnsi="Tahoma" w:cs="Tahoma"/>
+                    <w:color w:val="000000"/>
                   </w:rPr>
                   <w:t>Click or tap here to enter text.</w:t>
                 </w:r>
@@ -908,7 +909,6 @@
             <w:alias w:val="客户授权代表人"/>
             <w:tag w:val="客户授权代表人"/>
             <w:id w:val="853992762"/>
-            <w:lock w:val="sdtLocked"/>
             <w:placeholder>
               <w:docPart w:val="8201B0FBDE0E40C1AD39657E9A5FDA5E"/>
             </w:placeholder>
@@ -931,6 +931,7 @@
                   <w:rPr>
                     <w:rStyle w:val="PlaceholderText"/>
                     <w:rFonts w:ascii="Tahoma" w:eastAsia="KaiTi" w:hAnsi="Tahoma" w:cs="Tahoma"/>
+                    <w:color w:val="000000"/>
                   </w:rPr>
                   <w:t>Click or tap here to enter text.</w:t>
                 </w:r>
@@ -991,7 +992,6 @@
             <w:alias w:val="代表人职务"/>
             <w:tag w:val="代表人职务"/>
             <w:id w:val="31306391"/>
-            <w:lock w:val="sdtLocked"/>
             <w:placeholder>
               <w:docPart w:val="6D0B23509CED4DC8847D020D118774A8"/>
             </w:placeholder>
@@ -1014,6 +1014,7 @@
                   <w:rPr>
                     <w:rStyle w:val="PlaceholderText"/>
                     <w:rFonts w:ascii="Tahoma" w:eastAsia="KaiTi" w:hAnsi="Tahoma" w:cs="Tahoma"/>
+                    <w:color w:val="000000"/>
                   </w:rPr>
                   <w:t>Click or tap here to enter text.</w:t>
                 </w:r>
@@ -1086,7 +1087,6 @@
             <w:alias w:val="客户邮箱或微信"/>
             <w:tag w:val="客户邮箱"/>
             <w:id w:val="1661581730"/>
-            <w:lock w:val="sdtLocked"/>
             <w:placeholder>
               <w:docPart w:val="730CFF39010B41728BF274145505978F"/>
             </w:placeholder>
@@ -1109,6 +1109,7 @@
                   <w:rPr>
                     <w:rStyle w:val="PlaceholderText"/>
                     <w:rFonts w:ascii="Tahoma" w:eastAsia="KaiTi" w:hAnsi="Tahoma" w:cs="Tahoma"/>
+                    <w:color w:val="000000"/>
                   </w:rPr>
                   <w:t>Click or tap here to enter text.</w:t>
                 </w:r>
@@ -1177,7 +1178,6 @@
             <w:alias w:val="客户电话号"/>
             <w:tag w:val="客户电话号"/>
             <w:id w:val="-1282108812"/>
-            <w:lock w:val="sdtLocked"/>
             <w:placeholder>
               <w:docPart w:val="E38611DB46F54C558733EB6438CA361D"/>
             </w:placeholder>
@@ -1204,6 +1204,7 @@
                   <w:rPr>
                     <w:rStyle w:val="PlaceholderText"/>
                     <w:rFonts w:ascii="Tahoma" w:eastAsia="KaiTi" w:hAnsi="Tahoma" w:cs="Tahoma"/>
+                    <w:color w:val="000000"/>
                   </w:rPr>
                   <w:t>Click or tap here to enter text.</w:t>
                 </w:r>
@@ -1369,7 +1370,7 @@
             <w:alias w:val="山海图单位名称"/>
             <w:tag w:val="山海图单位名称"/>
             <w:id w:val="-603198385"/>
-            <w:lock w:val="sdtLocked"/>
+            <w:lock w:val="sdtContentLocked"/>
             <w:placeholder>
               <w:docPart w:val="5D410CD5B2F643B9A02CA6604D7A2A68"/>
             </w:placeholder>
@@ -1404,6 +1405,7 @@
                 <w:r>
                   <w:rPr>
                     <w:rFonts w:ascii="Tahoma" w:eastAsia="KaiTi" w:hAnsi="Tahoma" w:cs="Tahoma"/>
+                    <w:color w:val="000000"/>
                   </w:rPr>
                   <w:t>北京山海图科技有限公司深圳分公司</w:t>
                 </w:r>
@@ -1473,7 +1475,7 @@
             <w:alias w:val="地址"/>
             <w:tag w:val="地址"/>
             <w:id w:val="1578481197"/>
-            <w:lock w:val="sdtLocked"/>
+            <w:lock w:val="sdtContentLocked"/>
             <w:placeholder>
               <w:docPart w:val="76BD6EFC7B734197BC6107C1FBE40DCC"/>
             </w:placeholder>
@@ -1502,7 +1504,9 @@
                   </w:rPr>
                 </w:pPr>
                 <w:r>
-                  <w:rPr/>
+                  <w:rPr>
+                    <w:color w:val="000000"/>
+                  </w:rPr>
                   <w:t>深圳市南山区招商街道南海大道1048号海翔广场717室</w:t>
                 </w:r>
               </w:p>
@@ -1571,7 +1575,7 @@
             <w:alias w:val="山海图授权代表人"/>
             <w:tag w:val="山海图授权代表人"/>
             <w:id w:val="2068842910"/>
-            <w:lock w:val="sdtLocked"/>
+            <w:lock w:val="sdtContentLocked"/>
             <w:placeholder>
               <w:docPart w:val="1FD8FBC5FD42482D863D5107E3EE69EF"/>
             </w:placeholder>
@@ -1600,6 +1604,7 @@
                 <w:r>
                   <w:rPr>
                     <w:rFonts w:ascii="Tahoma" w:eastAsia="KaiTi" w:hAnsi="Tahoma" w:cs="Tahoma"/>
+                    <w:color w:val="000000"/>
                   </w:rPr>
                   <w:t>张平</w:t>
                 </w:r>
@@ -1668,7 +1673,7 @@
             <w:alias w:val="山海图授权代表人的职务"/>
             <w:tag w:val="山海图授权代表人的职务"/>
             <w:id w:val="-526257786"/>
-            <w:lock w:val="sdtLocked"/>
+            <w:lock w:val="sdtContentLocked"/>
             <w:placeholder>
               <w:docPart w:val="EB6A65F206CF4163991C97BEBFE362CD"/>
             </w:placeholder>
@@ -1696,6 +1701,7 @@
                 <w:r>
                   <w:rPr>
                     <w:rFonts w:ascii="Tahoma" w:eastAsia="KaiTi" w:hAnsi="Tahoma" w:cs="Tahoma"/>
+                    <w:color w:val="000000"/>
                   </w:rPr>
                   <w:t>总经理</w:t>
                 </w:r>
@@ -1761,7 +1767,7 @@
               <w:rFonts w:ascii="Tahoma" w:eastAsia="KaiTi" w:hAnsi="Tahoma" w:cs="Tahoma"/>
             </w:rPr>
             <w:id w:val="-1458869702"/>
-            <w:lock w:val="sdtLocked"/>
+            <w:lock w:val="sdtContentLocked"/>
             <w:placeholder>
               <w:docPart w:val="9AA7195AE2944F2187E253F8AB8F4930"/>
             </w:placeholder>
@@ -1791,6 +1797,7 @@
                 <w:r>
                   <w:rPr>
                     <w:rFonts w:ascii="Tahoma" w:eastAsia="KaiTi" w:hAnsi="Tahoma" w:cs="Tahoma"/>
+                    <w:color w:val="000000"/>
                   </w:rPr>
                   <w:t>zhangping@shanhaimap.com</w:t>
                 </w:r>
@@ -2218,7 +2225,6 @@
               <w:lang w:val="en-US"/>
             </w:rPr>
             <w:id w:val="147260517"/>
-            <w:lock w:val="sdtLocked"/>
             <ns2:checkbox>
               <ns2:checked ns2:val="1"/>
               <ns2:checkedState ns2:val="00FE" ns2:font="Wingdings"/>
@@ -2301,7 +2307,6 @@
               <w:bCs/>
             </w:rPr>
             <w:id w:val="-1692054863"/>
-            <w:lock w:val="sdtLocked"/>
             <ns2:checkbox>
               <ns2:checked ns2:val="0"/>
               <ns2:checkedState ns2:val="00FE" ns2:font="Wingdings"/>
@@ -2367,7 +2372,6 @@
                   <w:rFonts w:ascii="Tahoma" w:eastAsia="KaiTi" w:hAnsi="Tahoma" w:cs="Tahoma"/>
                 </w:rPr>
                 <w:id w:val="-2018772466"/>
-                <w:lock w:val="sdtLocked"/>
                 <w:placeholder>
                   <w:docPart w:val="DefaultPlaceholder_-1854013440"/>
                 </w:placeholder>
@@ -2403,7 +2407,6 @@
                   <w:rFonts w:ascii="Tahoma" w:eastAsia="KaiTi" w:hAnsi="Tahoma" w:cs="Tahoma"/>
                 </w:rPr>
                 <w:id w:val="1149016492"/>
-                <w:lock w:val="sdtLocked"/>
                 <w:placeholder>
                   <w:docPart w:val="DefaultPlaceholder_-1854013440"/>
                 </w:placeholder>
@@ -2439,7 +2442,6 @@
                   <w:rFonts w:ascii="Tahoma" w:eastAsia="KaiTi" w:hAnsi="Tahoma" w:cs="Tahoma"/>
                 </w:rPr>
                 <w:id w:val="556055842"/>
-                <w:lock w:val="sdtLocked"/>
                 <w:placeholder>
                   <w:docPart w:val="DefaultPlaceholder_-1854013440"/>
                 </w:placeholder>
@@ -2482,7 +2484,6 @@
               <w:bCs/>
             </w:rPr>
             <w:id w:val="-1810318602"/>
-            <w:lock w:val="sdtLocked"/>
             <ns2:checkbox>
               <ns2:checked ns2:val="1"/>
               <ns2:checkedState ns2:val="00FE" ns2:font="Wingdings"/>
@@ -3996,13 +3997,18 @@
             <w:rFonts w:ascii="Tahoma" w:eastAsia="KaiTi" w:hAnsi="Tahoma" w:cs="Tahoma"/>
           </w:rPr>
           <w:id w:val="1702126794"/>
-          <w:lock w:val="sdtLocked"/>
           <w:placeholder>
             <w:docPart w:val="1CDF7F9F07E7450BBB33D0990AE66857"/>
           </w:placeholder>
           <w:comboBox>
+            <w:listItem w:displayText="印度尼西亚雅加达" w:value="印度尼西亚雅加达"/>
+            <w:listItem w:displayText="印度尼西亚棉兰" w:value="印度尼西亚棉兰"/>
+            <w:listItem w:displayText="印度尼西亚三宝垄" w:value="印度尼西亚三宝垄"/>
+            <w:listItem w:displayText="印度尼西亚泗水" w:value="印度尼西亚泗水"/>
+            <w:listItem w:displayText="印度尼西亚" w:value="印度尼西亚"/>
+            <w:listItem w:displayText="中国上海" w:value="中国上海"/>
             <w:listItem w:displayText="中国北京" w:value="中国北京"/>
-            <w:listItem w:displayText="中国上海" w:value="中国上海"/>
+            <w:listItem w:displayText="新加坡" w:value="新加坡"/>
           </w:comboBox>
         </w:sdtPr>
         <w:sdtEndPr/>
@@ -4029,13 +4035,21 @@
             <w:rFonts w:ascii="Tahoma" w:eastAsia="KaiTi" w:hAnsi="Tahoma" w:cs="Tahoma"/>
           </w:rPr>
           <w:id w:val="1590811688"/>
-          <w:lock w:val="sdtLocked"/>
           <w:placeholder>
             <w:docPart w:val="7DDCDC4C64D14428B3CAD4BA1A77C8BB"/>
           </w:placeholder>
           <w:comboBox>
+            <w:listItem w:displayText="印尼国家仲裁委员会（BANI）" w:value="印尼国家仲裁委员会（BANI）"/>
+            <w:listItem w:displayText="雅加达中央地区法院" w:value="雅加达中央地区法院"/>
+            <w:listItem w:displayText="西雅加达地区法院" w:value="西雅加达地区法院"/>
+            <w:listItem w:displayText="南雅加达地区法院" w:value="南雅加达地区法院"/>
+            <w:listItem w:displayText="唐格朗地区法院" w:value="唐格朗地区法院"/>
+            <w:listItem w:displayText="棉兰地区法院" w:value="棉兰地区法院"/>
+            <w:listItem w:displayText="三宝垄地区法院" w:value="三宝垄地区法院"/>
+            <w:listItem w:displayText="泗水地区法院" w:value="泗水地区法院"/>
+            <w:listItem w:displayText="上海仲裁委员会（SHAC）" w:value="上海仲裁委员会（SHAC）"/>
             <w:listItem w:displayText="北京仲裁委员会（BAC）" w:value="北京仲裁委员会（BAC）"/>
-            <w:listItem w:displayText="上海仲裁委员会（SHAC）" w:value="上海仲裁委员会（SHAC）"/>
+            <w:listItem w:displayText="新加坡国际仲裁中心（SIAC）" w:value="新加坡国际仲裁中心（SIAC）"/>
           </w:comboBox>
         </w:sdtPr>
         <w:sdtEndPr/>
@@ -4493,7 +4507,6 @@
             <w:rFonts w:ascii="Tahoma" w:eastAsia="KaiTi" w:hAnsi="Tahoma" w:cs="Tahoma"/>
           </w:rPr>
           <w:id w:val="154422458"/>
-          <w:lock w:val="sdtLocked"/>
           <w:placeholder>
             <w:docPart w:val="DefaultPlaceholder_-1854013440"/>
           </w:placeholder>
@@ -4529,7 +4542,6 @@
             <w:rFonts w:ascii="Tahoma" w:eastAsia="KaiTi" w:hAnsi="Tahoma" w:cs="Tahoma"/>
           </w:rPr>
           <w:id w:val="-145977391"/>
-          <w:lock w:val="sdtLocked"/>
           <w:placeholder>
             <w:docPart w:val="10C5156EC89642C5A7E6F161CA055F41"/>
           </w:placeholder>
@@ -4740,7 +4752,6 @@
               <w:szCs w:val="22"/>
             </w:rPr>
             <w:id w:val="1418588749"/>
-            <w:lock w:val="sdtLocked"/>
             <w:placeholder>
               <w:docPart w:val="DefaultPlaceholder_-1854013440"/>
             </w:placeholder>
@@ -4770,6 +4781,7 @@
                     <w:rFonts w:ascii="Tahoma" w:eastAsia="KaiTi" w:hAnsi="Tahoma" w:cs="Tahoma"/>
                     <w:sz w:val="22"/>
                     <w:szCs w:val="22"/>
+                    <w:color w:val="000000"/>
                   </w:rPr>
                   <w:t>Click or tap here to enter text.</w:t>
                 </w:r>
@@ -4789,7 +4801,7 @@
               <w:szCs w:val="22"/>
             </w:rPr>
             <w:id w:val="1958372841"/>
-            <w:lock w:val="sdtLocked"/>
+            <w:lock w:val="sdtContentLocked"/>
             <w:placeholder>
               <w:docPart w:val="DefaultPlaceholder_-1854013438"/>
             </w:placeholder>
@@ -4825,6 +4837,7 @@
                     <w:rFonts w:ascii="Tahoma" w:eastAsia="KaiTi" w:hAnsi="Tahoma" w:cs="Tahoma"/>
                     <w:sz w:val="22"/>
                     <w:szCs w:val="22"/>
+                    <w:color w:val="000000"/>
                   </w:rPr>
                   <w:t>北京山海图科技有限公司深圳分公司</w:t>
                 </w:r>
@@ -5073,7 +5086,6 @@
                   <w:szCs w:val="22"/>
                 </w:rPr>
                 <w:id w:val="250321257"/>
-                <w:lock w:val="sdtLocked"/>
                 <w:placeholder>
                   <w:docPart w:val="DefaultPlaceholder_-1854013440"/>
                 </w:placeholder>
@@ -5087,6 +5099,7 @@
                     <w:rFonts w:ascii="Tahoma" w:eastAsia="KaiTi" w:hAnsi="Tahoma" w:cs="Tahoma"/>
                     <w:sz w:val="22"/>
                     <w:szCs w:val="22"/>
+                    <w:color w:val="000000"/>
                   </w:rPr>
                   <w:t>Click or tap here to enter text.</w:t>
                 </w:r>
@@ -5187,7 +5200,7 @@
                   <w:szCs w:val="22"/>
                 </w:rPr>
                 <w:id w:val="45816313"/>
-                <w:lock w:val="sdtLocked"/>
+                <w:lock w:val="sdtContentLocked"/>
                 <w:placeholder>
                   <w:docPart w:val="DefaultPlaceholder_-1854013438"/>
                 </w:placeholder>
@@ -5203,6 +5216,7 @@
                     <w:rFonts w:ascii="Tahoma" w:eastAsia="KaiTi" w:hAnsi="Tahoma" w:cs="Tahoma"/>
                     <w:sz w:val="22"/>
                     <w:szCs w:val="22"/>
+                    <w:color w:val="000000"/>
                   </w:rPr>
                   <w:t>张平</w:t>
                 </w:r>
@@ -5285,7 +5299,6 @@
                   <w:szCs w:val="22"/>
                 </w:rPr>
                 <w:id w:val="862486090"/>
-                <w:lock w:val="sdtLocked"/>
                 <w:placeholder>
                   <w:docPart w:val="DefaultPlaceholder_-1854013440"/>
                 </w:placeholder>
@@ -5299,6 +5312,7 @@
                     <w:rFonts w:ascii="Tahoma" w:eastAsia="KaiTi" w:hAnsi="Tahoma" w:cs="Tahoma"/>
                     <w:sz w:val="22"/>
                     <w:szCs w:val="22"/>
+                    <w:color w:val="000000"/>
                   </w:rPr>
                   <w:t>Click or tap here to enter text.</w:t>
                 </w:r>
@@ -5404,6 +5418,7 @@
                     <w:rFonts w:ascii="Tahoma" w:eastAsia="KaiTi" w:hAnsi="Tahoma" w:cs="Tahoma"/>
                     <w:sz w:val="22"/>
                     <w:szCs w:val="22"/>
+                    <w:color w:val="000000"/>
                   </w:rPr>
                   <w:t>Click or tap here to enter text.</w:t>
                 </w:r>

--- a/quote-to-china-sales-contract/assets/中国销售合同-模板.docx
+++ b/quote-to-china-sales-contract/assets/中国销售合同-模板.docx
@@ -140,6 +140,7 @@
                   <w:docPart w:val="E63AFEEBF480498090D48207B9D1B7D7"/>
                 </w:placeholder>
                 <w:showingPlcHdr/>
+                <w:tag w:val="contract_no"/>
               </w:sdtPr>
               <w:sdtEndPr/>
               <w:sdtContent>
@@ -228,6 +229,7 @@
               <w:docPart w:val="001C45F4AF2140BD958195CFF311E51F"/>
             </w:placeholder>
             <w:showingPlcHdr/>
+            <w:tag w:val="service_name"/>
           </w:sdtPr>
           <w:sdtEndPr/>
           <w:sdtContent>
@@ -352,6 +354,7 @@
               <w:docPart w:val="5AD279C3BDA9416FA5994F03A0057E4A"/>
             </w:placeholder>
             <w:showingPlcHdr/>
+            <w:tag w:val="sales_name"/>
           </w:sdtPr>
           <w:sdtEndPr/>
           <w:sdtContent>
@@ -458,6 +461,7 @@
               <w:docPart w:val="C0D0A953C3F5489DA7DE65B3DB97B221"/>
             </w:placeholder>
             <w:showingPlcHdr/>
+            <w:tag w:val="sales_email"/>
           </w:sdtPr>
           <w:sdtEndPr/>
           <w:sdtContent>
@@ -564,6 +568,7 @@
               <w:docPart w:val="05D7334D0A744545B015DA622C692006"/>
             </w:placeholder>
             <w:showingPlcHdr/>
+            <w:tag w:val="sales_wechat"/>
           </w:sdtPr>
           <w:sdtEndPr/>
           <w:sdtContent>
@@ -1775,6 +1780,7 @@
               <w:listItem w:displayText="zhangping@shanhaimap.com" w:value="zhangping@shanhaimap.com"/>
               <w:listItem w:displayText="sccot@shanhaimap.com" w:value="sccot@shanhaimap.com"/>
             </w:comboBox>
+            <w:tag w:val="party_b_email"/>
           </w:sdtPr>
           <w:sdtEndPr/>
           <w:sdtContent>
@@ -4010,6 +4016,7 @@
             <w:listItem w:displayText="中国北京" w:value="中国北京"/>
             <w:listItem w:displayText="新加坡" w:value="新加坡"/>
           </w:comboBox>
+          <w:tag w:val="dispute_place"/>
         </w:sdtPr>
         <w:sdtEndPr/>
         <w:sdtContent>
@@ -4051,6 +4058,7 @@
             <w:listItem w:displayText="北京仲裁委员会（BAC）" w:value="北京仲裁委员会（BAC）"/>
             <w:listItem w:displayText="新加坡国际仲裁中心（SIAC）" w:value="新加坡国际仲裁中心（SIAC）"/>
           </w:comboBox>
+          <w:tag w:val="arbitration"/>
         </w:sdtPr>
         <w:sdtEndPr/>
         <w:sdtContent>
@@ -4756,6 +4764,7 @@
               <w:docPart w:val="DefaultPlaceholder_-1854013440"/>
             </w:placeholder>
             <w:showingPlcHdr/>
+            <w:tag w:val="party_a_signature_name"/>
           </w:sdtPr>
           <w:sdtEndPr/>
           <w:sdtContent>
@@ -4812,6 +4821,7 @@
               <w:listItem w:displayText="北京山海图科技有限公司上海分公司" w:value="北京山海图科技有限公司上海分公司"/>
               <w:listItem w:displayText="上海山海图新企业咨询有限公司" w:value="上海山海图新企业咨询有限公司"/>
             </w:comboBox>
+            <w:tag w:val="party_b_signature_name"/>
           </w:sdtPr>
           <w:sdtEndPr/>
           <w:sdtContent>
@@ -5090,6 +5100,7 @@
                   <w:docPart w:val="DefaultPlaceholder_-1854013440"/>
                 </w:placeholder>
                 <w:showingPlcHdr/>
+                <w:tag w:val="party_a_signature_rep"/>
               </w:sdtPr>
               <w:sdtEndPr/>
               <w:sdtContent>
@@ -5208,6 +5219,7 @@
                   <w:listItem w:displayText="张平" w:value="张平"/>
                   <w:listItem w:displayText="卢少博" w:value="卢少博"/>
                 </w:comboBox>
+                <w:tag w:val="party_b_signature_rep"/>
               </w:sdtPr>
               <w:sdtEndPr/>
               <w:sdtContent>
@@ -5303,6 +5315,7 @@
                   <w:docPart w:val="DefaultPlaceholder_-1854013440"/>
                 </w:placeholder>
                 <w:showingPlcHdr/>
+                <w:tag w:val="party_a_date"/>
               </w:sdtPr>
               <w:sdtEndPr/>
               <w:sdtContent>
@@ -5409,6 +5422,7 @@
                   <w:docPart w:val="DefaultPlaceholder_-1854013440"/>
                 </w:placeholder>
                 <w:showingPlcHdr/>
+                <w:tag w:val="party_b_date"/>
               </w:sdtPr>
               <w:sdtEndPr/>
               <w:sdtContent>
